--- a/denisovan-archaic-dna-analysis/docs/ajhb_submission/supporting_information_ajhb.docx
+++ b/denisovan-archaic-dna-analysis/docs/ajhb_submission/supporting_information_ajhb.docx
@@ -62,6 +62,281 @@
                     <a:xfrm>
                       <a:off x="0" y="0"/>
                       <a:ext cx="5806440" cy="2695784"/>
+                    </a:xfrm>
+                    <a:prstGeom prst="rect"/>
+                  </pic:spPr>
+                </pic:pic>
+              </a:graphicData>
+            </a:graphic>
+          </wp:inline>
+        </w:drawing>
+      </w:r>
+    </w:p>
+    <w:p>
+      <w:r>
+        <w:br w:type="page"/>
+      </w:r>
+    </w:p>
+    <w:p>
+      <w:pPr>
+        <w:spacing w:before="320"/>
+      </w:pPr>
+      <w:r>
+        <w:rPr>
+          <w:b/>
+        </w:rPr>
+        <w:t>Figure S2. Minard-style schematic of human dispersal and archaic introgression. Band widths, branch positions, and event placement are illustrative and do not estimate migration magnitude, ancestry proportion, or a route supported by the present analysis.</w:t>
+      </w:r>
+    </w:p>
+    <w:p>
+      <w:pPr>
+        <w:jc w:val="center"/>
+      </w:pPr>
+      <w:r>
+        <w:drawing>
+          <wp:inline xmlns:a="http://schemas.openxmlformats.org/drawingml/2006/main" xmlns:pic="http://schemas.openxmlformats.org/drawingml/2006/picture">
+            <wp:extent cx="5806440" cy="3179543"/>
+            <wp:docPr id="2" name="Picture 2"/>
+            <wp:cNvGraphicFramePr>
+              <a:graphicFrameLocks noChangeAspect="1"/>
+            </wp:cNvGraphicFramePr>
+            <a:graphic>
+              <a:graphicData uri="http://schemas.openxmlformats.org/drawingml/2006/picture">
+                <pic:pic>
+                  <pic:nvPicPr>
+                    <pic:cNvPr id="0" name="fig3_minard_migration.png"/>
+                    <pic:cNvPicPr/>
+                  </pic:nvPicPr>
+                  <pic:blipFill>
+                    <a:blip r:embed="rId10"/>
+                    <a:stretch>
+                      <a:fillRect/>
+                    </a:stretch>
+                  </pic:blipFill>
+                  <pic:spPr>
+                    <a:xfrm>
+                      <a:off x="0" y="0"/>
+                      <a:ext cx="5806440" cy="3179543"/>
+                    </a:xfrm>
+                    <a:prstGeom prst="rect"/>
+                  </pic:spPr>
+                </pic:pic>
+              </a:graphicData>
+            </a:graphic>
+          </wp:inline>
+        </w:drawing>
+      </w:r>
+    </w:p>
+    <w:p>
+      <w:r>
+        <w:br w:type="page"/>
+      </w:r>
+    </w:p>
+    <w:p>
+      <w:pPr>
+        <w:spacing w:before="320"/>
+      </w:pPr>
+      <w:r>
+        <w:rPr>
+          <w:b/>
+        </w:rPr>
+        <w:t>Figure S3. O2 blood-group subtype-defining allele frequencies and ABO-window segment-carrier frequencies. The panels use different sources and are not an association analysis; proximity does not establish that the O2 allele is Neanderthal-derived.</w:t>
+      </w:r>
+    </w:p>
+    <w:p>
+      <w:pPr>
+        <w:jc w:val="center"/>
+      </w:pPr>
+      <w:r>
+        <w:drawing>
+          <wp:inline xmlns:a="http://schemas.openxmlformats.org/drawingml/2006/main" xmlns:pic="http://schemas.openxmlformats.org/drawingml/2006/picture">
+            <wp:extent cx="5806440" cy="2537619"/>
+            <wp:docPr id="3" name="Picture 3"/>
+            <wp:cNvGraphicFramePr>
+              <a:graphicFrameLocks noChangeAspect="1"/>
+            </wp:cNvGraphicFramePr>
+            <a:graphic>
+              <a:graphicData uri="http://schemas.openxmlformats.org/drawingml/2006/picture">
+                <pic:pic>
+                  <pic:nvPicPr>
+                    <pic:cNvPr id="0" name="fig6_o2_introgression.png"/>
+                    <pic:cNvPicPr/>
+                  </pic:nvPicPr>
+                  <pic:blipFill>
+                    <a:blip r:embed="rId11"/>
+                    <a:stretch>
+                      <a:fillRect/>
+                    </a:stretch>
+                  </pic:blipFill>
+                  <pic:spPr>
+                    <a:xfrm>
+                      <a:off x="0" y="0"/>
+                      <a:ext cx="5806440" cy="2537619"/>
+                    </a:xfrm>
+                    <a:prstGeom prst="rect"/>
+                  </pic:spPr>
+                </pic:pic>
+              </a:graphicData>
+            </a:graphic>
+          </wp:inline>
+        </w:drawing>
+      </w:r>
+    </w:p>
+    <w:p>
+      <w:r>
+        <w:br w:type="page"/>
+      </w:r>
+    </w:p>
+    <w:p>
+      <w:pPr>
+        <w:spacing w:before="320"/>
+      </w:pPr>
+      <w:r>
+        <w:rPr>
+          <w:b/>
+        </w:rPr>
+        <w:t>Figure S4. Ancient North Eurasian contextual hypothesis. Dashed arrows represent a testable narrative, not evidence that either observed segment followed the illustrated route.</w:t>
+      </w:r>
+    </w:p>
+    <w:p>
+      <w:pPr>
+        <w:jc w:val="center"/>
+      </w:pPr>
+      <w:r>
+        <w:drawing>
+          <wp:inline xmlns:a="http://schemas.openxmlformats.org/drawingml/2006/main" xmlns:pic="http://schemas.openxmlformats.org/drawingml/2006/picture">
+            <wp:extent cx="5806440" cy="3733910"/>
+            <wp:docPr id="4" name="Picture 4"/>
+            <wp:cNvGraphicFramePr>
+              <a:graphicFrameLocks noChangeAspect="1"/>
+            </wp:cNvGraphicFramePr>
+            <a:graphic>
+              <a:graphicData uri="http://schemas.openxmlformats.org/drawingml/2006/picture">
+                <pic:pic>
+                  <pic:nvPicPr>
+                    <pic:cNvPr id="0" name="fig7_ane_model.png"/>
+                    <pic:cNvPicPr/>
+                  </pic:nvPicPr>
+                  <pic:blipFill>
+                    <a:blip r:embed="rId12"/>
+                    <a:stretch>
+                      <a:fillRect/>
+                    </a:stretch>
+                  </pic:blipFill>
+                  <pic:spPr>
+                    <a:xfrm>
+                      <a:off x="0" y="0"/>
+                      <a:ext cx="5806440" cy="3733910"/>
+                    </a:xfrm>
+                    <a:prstGeom prst="rect"/>
+                  </pic:spPr>
+                </pic:pic>
+              </a:graphicData>
+            </a:graphic>
+          </wp:inline>
+        </w:drawing>
+      </w:r>
+    </w:p>
+    <w:p>
+      <w:r>
+        <w:br w:type="page"/>
+      </w:r>
+    </w:p>
+    <w:p>
+      <w:pPr>
+        <w:spacing w:before="320"/>
+      </w:pPr>
+      <w:r>
+        <w:rPr>
+          <w:b/>
+        </w:rPr>
+        <w:t>Figure S5. Descriptive ancient and modern ABO-window summaries generated by different pipelines; no formal temporal comparison is made.</w:t>
+      </w:r>
+    </w:p>
+    <w:p>
+      <w:pPr>
+        <w:jc w:val="center"/>
+      </w:pPr>
+      <w:r>
+        <w:drawing>
+          <wp:inline xmlns:a="http://schemas.openxmlformats.org/drawingml/2006/main" xmlns:pic="http://schemas.openxmlformats.org/drawingml/2006/picture">
+            <wp:extent cx="5806440" cy="2930000"/>
+            <wp:docPr id="5" name="Picture 5"/>
+            <wp:cNvGraphicFramePr>
+              <a:graphicFrameLocks noChangeAspect="1"/>
+            </wp:cNvGraphicFramePr>
+            <a:graphic>
+              <a:graphicData uri="http://schemas.openxmlformats.org/drawingml/2006/picture">
+                <pic:pic>
+                  <pic:nvPicPr>
+                    <pic:cNvPr id="0" name="fig8_temporal_dynamics.png"/>
+                    <pic:cNvPicPr/>
+                  </pic:nvPicPr>
+                  <pic:blipFill>
+                    <a:blip r:embed="rId13"/>
+                    <a:stretch>
+                      <a:fillRect/>
+                    </a:stretch>
+                  </pic:blipFill>
+                  <pic:spPr>
+                    <a:xfrm>
+                      <a:off x="0" y="0"/>
+                      <a:ext cx="5806440" cy="2930000"/>
+                    </a:xfrm>
+                    <a:prstGeom prst="rect"/>
+                  </pic:spPr>
+                </pic:pic>
+              </a:graphicData>
+            </a:graphic>
+          </wp:inline>
+        </w:drawing>
+      </w:r>
+    </w:p>
+    <w:p>
+      <w:r>
+        <w:br w:type="page"/>
+      </w:r>
+    </w:p>
+    <w:p>
+      <w:pPr>
+        <w:spacing w:before="320"/>
+      </w:pPr>
+      <w:r>
+        <w:rPr>
+          <w:b/>
+        </w:rPr>
+        <w:t>Figure S6. Literature-derived global context. Circle size represents approximate Neanderthal ancestry and color intensity represents approximate Denisovan ancestry. Values were not used in the pairwise statistical models.</w:t>
+      </w:r>
+    </w:p>
+    <w:p>
+      <w:pPr>
+        <w:jc w:val="center"/>
+      </w:pPr>
+      <w:r>
+        <w:drawing>
+          <wp:inline xmlns:a="http://schemas.openxmlformats.org/drawingml/2006/main" xmlns:pic="http://schemas.openxmlformats.org/drawingml/2006/picture">
+            <wp:extent cx="5806440" cy="3516467"/>
+            <wp:docPr id="6" name="Picture 6"/>
+            <wp:cNvGraphicFramePr>
+              <a:graphicFrameLocks noChangeAspect="1"/>
+            </wp:cNvGraphicFramePr>
+            <a:graphic>
+              <a:graphicData uri="http://schemas.openxmlformats.org/drawingml/2006/picture">
+                <pic:pic>
+                  <pic:nvPicPr>
+                    <pic:cNvPr id="0" name="fig9_bivariate_world_map.png"/>
+                    <pic:cNvPicPr/>
+                  </pic:nvPicPr>
+                  <pic:blipFill>
+                    <a:blip r:embed="rId14"/>
+                    <a:stretch>
+                      <a:fillRect/>
+                    </a:stretch>
+                  </pic:blipFill>
+                  <pic:spPr>
+                    <a:xfrm>
+                      <a:off x="0" y="0"/>
+                      <a:ext cx="5806440" cy="3516467"/>
                     </a:xfrm>
                     <a:prstGeom prst="rect"/>
                   </pic:spPr>

--- a/denisovan-archaic-dna-analysis/docs/ajhb_submission/supporting_information_ajhb.docx
+++ b/denisovan-archaic-dna-analysis/docs/ajhb_submission/supporting_information_ajhb.docx
@@ -85,7 +85,7 @@
         <w:rPr>
           <w:b/>
         </w:rPr>
-        <w:t>Figure S2. Minard-style schematic of human dispersal and archaic introgression. Band widths, branch positions, and event placement are illustrative and do not estimate migration magnitude, ancestry proportion, or a route supported by the present analysis.</w:t>
+        <w:t>Figure S2. Minard-style schematic of human dispersal and archaic introgression. Band widths, branch positions, and event placement are illustrative and do not estimate migration magnitude or a route supported by the present analysis. The ABO sub-lineage compositions shown are computed in this study from data/abo_sublineage_summary.csv (segments, not individuals; ties excluded from the percentages) and the South Asian Denisovan-segment count from data/abo_denisovan_segments.csv; broad archaic-ancestry ranges are attributed on the figure to Prüfer et al. (2014), Vernot and Akey (2014), Reich et al. (2011), and Meyer et al. (2012).</w:t>
       </w:r>
     </w:p>
     <w:p>
@@ -95,7 +95,7 @@
       <w:r>
         <w:drawing>
           <wp:inline xmlns:a="http://schemas.openxmlformats.org/drawingml/2006/main" xmlns:pic="http://schemas.openxmlformats.org/drawingml/2006/picture">
-            <wp:extent cx="5806440" cy="3179543"/>
+            <wp:extent cx="5806440" cy="2945508"/>
             <wp:docPr id="2" name="Picture 2"/>
             <wp:cNvGraphicFramePr>
               <a:graphicFrameLocks noChangeAspect="1"/>
@@ -116,7 +116,7 @@
                   <pic:spPr>
                     <a:xfrm>
                       <a:off x="0" y="0"/>
-                      <a:ext cx="5806440" cy="3179543"/>
+                      <a:ext cx="5806440" cy="2945508"/>
                     </a:xfrm>
                     <a:prstGeom prst="rect"/>
                   </pic:spPr>
@@ -305,7 +305,7 @@
         <w:rPr>
           <w:b/>
         </w:rPr>
-        <w:t>Figure S6. Literature-derived global context. Circle size represents approximate Neanderthal ancestry and color intensity represents approximate Denisovan ancestry. Values were not used in the pairwise statistical models.</w:t>
+        <w:t>Figure S6. Bivariate global context computed in this study. Circle area encodes the mean per-bin Neanderthal-segment coverage and colour encodes the mean per-bin Denisovan-segment coverage for each population, both from data/population_profiles_500kb.npz; coordinates are approximate sampling locations from data/population_metadata.csv. These descriptive summaries were not used in the pairwise statistical models.</w:t>
       </w:r>
     </w:p>
     <w:p>
@@ -315,7 +315,7 @@
       <w:r>
         <w:drawing>
           <wp:inline xmlns:a="http://schemas.openxmlformats.org/drawingml/2006/main" xmlns:pic="http://schemas.openxmlformats.org/drawingml/2006/picture">
-            <wp:extent cx="5806440" cy="3516467"/>
+            <wp:extent cx="5806440" cy="2922721"/>
             <wp:docPr id="6" name="Picture 6"/>
             <wp:cNvGraphicFramePr>
               <a:graphicFrameLocks noChangeAspect="1"/>
@@ -336,7 +336,7 @@
                   <pic:spPr>
                     <a:xfrm>
                       <a:off x="0" y="0"/>
-                      <a:ext cx="5806440" cy="3516467"/>
+                      <a:ext cx="5806440" cy="2922721"/>
                     </a:xfrm>
                     <a:prstGeom prst="rect"/>
                   </pic:spPr>
